--- a/manuscript/tables/table7_k_sensitivity.docx
+++ b/manuscript/tables/table7_k_sensitivity.docx
@@ -102,7 +102,7 @@
           </w:tcPr>
           <w:p>
             <w:r>
-              <w:t>-0.0139±0.0021 [SUSPECT]</w:t>
+              <w:t>-0.0139±0.0021</w:t>
             </w:r>
           </w:p>
         </w:tc>
@@ -310,7 +310,7 @@
           </w:tcPr>
           <w:p>
             <w:r>
-              <w:t>-0.3019±0.0195 [SUSPECT]</w:t>
+              <w:t>-0.2828±0.0187</w:t>
             </w:r>
           </w:p>
         </w:tc>
@@ -330,7 +330,7 @@
           </w:tcPr>
           <w:p>
             <w:r>
-              <w:t>-0.3685±0.0042 [SUSPECT]</w:t>
+              <w:t>-0.3478±0.0076</w:t>
             </w:r>
           </w:p>
         </w:tc>
@@ -362,7 +362,7 @@
           </w:tcPr>
           <w:p>
             <w:r>
-              <w:t>-0.3437±0.0057 [SUSPECT]</w:t>
+              <w:t>-0.3145±0.0059</w:t>
             </w:r>
           </w:p>
         </w:tc>
@@ -382,7 +382,7 @@
           </w:tcPr>
           <w:p>
             <w:r>
-              <w:t>-0.4540±0.0301 [SUSPECT]</w:t>
+              <w:t>-0.4144±0.0325</w:t>
             </w:r>
           </w:p>
         </w:tc>

--- a/manuscript/tables/table7_k_sensitivity.docx
+++ b/manuscript/tables/table7_k_sensitivity.docx
@@ -362,7 +362,7 @@
           </w:tcPr>
           <w:p>
             <w:r>
-              <w:t>-0.3145±0.0059</w:t>
+              <w:t>-0.3692±0.0239</w:t>
             </w:r>
           </w:p>
         </w:tc>
@@ -372,7 +372,7 @@
           </w:tcPr>
           <w:p>
             <w:r>
-              <w:t>-0.3795±0.0175</w:t>
+              <w:t>-0.4144±0.0325</w:t>
             </w:r>
           </w:p>
         </w:tc>

--- a/manuscript/tables/table7_k_sensitivity.docx
+++ b/manuscript/tables/table7_k_sensitivity.docx
@@ -387,6 +387,110 @@
           </w:p>
         </w:tc>
       </w:tr>
+      <w:tr>
+        <w:tc>
+          <w:tcPr>
+            <w:tcW w:type="dxa" w:w="1728"/>
+          </w:tcPr>
+          <w:p>
+            <w:r>
+              <w:t>Chang-Zhu-Tan</w:t>
+            </w:r>
+          </w:p>
+        </w:tc>
+        <w:tc>
+          <w:tcPr>
+            <w:tcW w:type="dxa" w:w="1728"/>
+          </w:tcPr>
+          <w:p>
+            <w:r>
+              <w:t>distance</w:t>
+            </w:r>
+          </w:p>
+        </w:tc>
+        <w:tc>
+          <w:tcPr>
+            <w:tcW w:type="dxa" w:w="1728"/>
+          </w:tcPr>
+          <w:p>
+            <w:r>
+              <w:t>MISSING</w:t>
+            </w:r>
+          </w:p>
+        </w:tc>
+        <w:tc>
+          <w:tcPr>
+            <w:tcW w:type="dxa" w:w="1728"/>
+          </w:tcPr>
+          <w:p>
+            <w:r>
+              <w:t>-0.0211±0.0041</w:t>
+            </w:r>
+          </w:p>
+        </w:tc>
+        <w:tc>
+          <w:tcPr>
+            <w:tcW w:type="dxa" w:w="1728"/>
+          </w:tcPr>
+          <w:p>
+            <w:r>
+              <w:t>MISSING</w:t>
+            </w:r>
+          </w:p>
+        </w:tc>
+      </w:tr>
+      <w:tr>
+        <w:tc>
+          <w:tcPr>
+            <w:tcW w:type="dxa" w:w="1728"/>
+          </w:tcPr>
+          <w:p>
+            <w:r>
+              <w:t>Chang-Zhu-Tan</w:t>
+            </w:r>
+          </w:p>
+        </w:tc>
+        <w:tc>
+          <w:tcPr>
+            <w:tcW w:type="dxa" w:w="1728"/>
+          </w:tcPr>
+          <w:p>
+            <w:r>
+              <w:t>correlation</w:t>
+            </w:r>
+          </w:p>
+        </w:tc>
+        <w:tc>
+          <w:tcPr>
+            <w:tcW w:type="dxa" w:w="1728"/>
+          </w:tcPr>
+          <w:p>
+            <w:r>
+              <w:t>MISSING</w:t>
+            </w:r>
+          </w:p>
+        </w:tc>
+        <w:tc>
+          <w:tcPr>
+            <w:tcW w:type="dxa" w:w="1728"/>
+          </w:tcPr>
+          <w:p>
+            <w:r>
+              <w:t>-0.0314±0.0034</w:t>
+            </w:r>
+          </w:p>
+        </w:tc>
+        <w:tc>
+          <w:tcPr>
+            <w:tcW w:type="dxa" w:w="1728"/>
+          </w:tcPr>
+          <w:p>
+            <w:r>
+              <w:t>MISSING</w:t>
+            </w:r>
+          </w:p>
+        </w:tc>
+      </w:tr>
     </w:tbl>
     <w:p>
       <w:r>
@@ -394,7 +498,7 @@
           <w:i/>
           <w:sz w:val="18"/>
         </w:rPr>
-        <w:t>[SUSPECT] : au moins une ligne source porte un provenance_note (SUSPECT_6STATION/UNRECOVERABLE) — cf. CHANGELOG_TABLES.md.</w:t>
+        <w:t>[SUSPECT] : au moins une ligne source porte un provenance_note (SUSPECT_6STATION/UNRECOVERABLE) — cf. CHANGELOG_TABLES.md. CZT : k=5 uniquement (benchmark canonique) — aucun balayage k-sensitivity lancé sur ce réseau (E16 : protocole limité à GCN-Transformer + Linear-Transformer), k=3/k=8 MISSING par construction.</w:t>
       </w:r>
     </w:p>
     <w:sectPr>
